--- a/Printout for Users.docx
+++ b/Printout for Users.docx
@@ -5,14 +5,131 @@
     <w:p>
       <w:pPr>
         <w:jc w:val="center"/>
-      </w:pPr>
-      <w:r>
-        <w:t>Printout for Users</w:t>
+        <w:rPr>
+          <w:b/>
+          <w:outline/>
+          <w:color w:val="5B9BD5" w:themeColor="accent5"/>
+          <w:sz w:val="48"/>
+          <w:szCs w:val="48"/>
+          <w14:shadow w14:blurRad="38100" w14:dist="22860" w14:dir="5400000" w14:sx="100000" w14:sy="100000" w14:kx="0" w14:ky="0" w14:algn="tl">
+            <w14:srgbClr w14:val="000000">
+              <w14:alpha w14:val="70000"/>
+            </w14:srgbClr>
+          </w14:shadow>
+          <w14:textOutline w14:w="10160" w14:cap="flat" w14:cmpd="sng" w14:algn="ctr">
+            <w14:solidFill>
+              <w14:schemeClr w14:val="accent5"/>
+            </w14:solidFill>
+            <w14:prstDash w14:val="solid"/>
+            <w14:round/>
+          </w14:textOutline>
+          <w14:textFill>
+            <w14:solidFill>
+              <w14:srgbClr w14:val="FFFFFF"/>
+            </w14:solidFill>
+          </w14:textFill>
+        </w:rPr>
+      </w:pPr>
+      <w:r>
+        <w:rPr>
+          <w:b/>
+          <w:outline/>
+          <w:color w:val="5B9BD5" w:themeColor="accent5"/>
+          <w:sz w:val="48"/>
+          <w:szCs w:val="48"/>
+          <w14:shadow w14:blurRad="38100" w14:dist="22860" w14:dir="5400000" w14:sx="100000" w14:sy="100000" w14:kx="0" w14:ky="0" w14:algn="tl">
+            <w14:srgbClr w14:val="000000">
+              <w14:alpha w14:val="70000"/>
+            </w14:srgbClr>
+          </w14:shadow>
+          <w14:textOutline w14:w="10160" w14:cap="flat" w14:cmpd="sng" w14:algn="ctr">
+            <w14:solidFill>
+              <w14:schemeClr w14:val="accent5"/>
+            </w14:solidFill>
+            <w14:prstDash w14:val="solid"/>
+            <w14:round/>
+          </w14:textOutline>
+          <w14:textFill>
+            <w14:solidFill>
+              <w14:srgbClr w14:val="FFFFFF"/>
+            </w14:solidFill>
+          </w14:textFill>
+        </w:rPr>
+        <w:t>Morse Code</w:t>
       </w:r>
     </w:p>
     <w:p>
-      <w:r>
-        <w:t>Don’t go too fast on the single dots</w:t>
+      <w:pPr>
+        <w:pStyle w:val="ListParagraph"/>
+        <w:numPr>
+          <w:ilvl w:val="0"/>
+          <w:numId w:val="2"/>
+        </w:numPr>
+      </w:pPr>
+      <w:r>
+        <w:t xml:space="preserve">Pick your letters and write </w:t>
+      </w:r>
+      <w:r>
+        <w:t>the</w:t>
+      </w:r>
+      <w:r>
+        <w:t xml:space="preserve"> code out on paper. Between each letter is a space. Between each word is a “/”</w:t>
+      </w:r>
+    </w:p>
+    <w:p>
+      <w:r>
+        <w:t>Example:</w:t>
+      </w:r>
+    </w:p>
+    <w:p>
+      <w:pPr>
+        <w:rPr>
+          <w:sz w:val="44"/>
+          <w:szCs w:val="44"/>
+        </w:rPr>
+      </w:pPr>
+      <w:r>
+        <w:rPr>
+          <w:sz w:val="44"/>
+          <w:szCs w:val="44"/>
+        </w:rPr>
+        <w:t>….  .  .-..  .-..  ----</w:t>
+      </w:r>
+      <w:r>
+        <w:rPr>
+          <w:sz w:val="44"/>
+          <w:szCs w:val="44"/>
+        </w:rPr>
+        <w:t xml:space="preserve">   /   </w:t>
+      </w:r>
+      <w:r>
+        <w:rPr>
+          <w:sz w:val="44"/>
+          <w:szCs w:val="44"/>
+        </w:rPr>
+        <w:t>… -.-  -.--</w:t>
+      </w:r>
+    </w:p>
+    <w:p>
+      <w:pPr>
+        <w:rPr>
+          <w:sz w:val="44"/>
+          <w:szCs w:val="44"/>
+        </w:rPr>
+      </w:pPr>
+      <w:r>
+        <w:rPr>
+          <w:sz w:val="44"/>
+          <w:szCs w:val="44"/>
+        </w:rPr>
+        <w:t>H   E   L    L    O</w:t>
+      </w:r>
+      <w:r>
+        <w:rPr>
+          <w:sz w:val="44"/>
+          <w:szCs w:val="44"/>
+        </w:rPr>
+        <w:t xml:space="preserve">          S   K   Y</w:t>
       </w:r>
     </w:p>
     <w:p>
@@ -31,15 +148,19 @@
         <w:t>Letters:</w:t>
       </w:r>
       <w:r>
-        <w:t xml:space="preserve"> Wait one second to finalize your letter. </w:t>
-      </w:r>
-      <w:proofErr w:type="gramStart"/>
-      <w:r>
-        <w:t>You</w:t>
-      </w:r>
-      <w:proofErr w:type="gramEnd"/>
-      <w:r>
-        <w:t xml:space="preserve"> sill see a space for the next letter.</w:t>
+        <w:t xml:space="preserve"> Wait </w:t>
+      </w:r>
+      <w:r>
+        <w:t>two</w:t>
+      </w:r>
+      <w:r>
+        <w:t xml:space="preserve"> second</w:t>
+      </w:r>
+      <w:r>
+        <w:t>s</w:t>
+      </w:r>
+      <w:r>
+        <w:t xml:space="preserve"> to finalize your letter. </w:t>
       </w:r>
     </w:p>
     <w:p>
@@ -97,7 +218,13 @@
         <w:t>Letters</w:t>
       </w:r>
       <w:r>
-        <w:t>: 1 second pause</w:t>
+        <w:t>: 1</w:t>
+      </w:r>
+      <w:r>
+        <w:t xml:space="preserve"> or 2</w:t>
+      </w:r>
+      <w:r>
+        <w:t xml:space="preserve"> second pause</w:t>
       </w:r>
     </w:p>
     <w:p>
@@ -274,8 +401,100 @@
       </w:rPr>
     </w:lvl>
   </w:abstractNum>
+  <w:abstractNum w:abstractNumId="1" w15:restartNumberingAfterBreak="0">
+    <w:nsid w:val="679350CA"/>
+    <w:multiLevelType w:val="hybridMultilevel"/>
+    <w:tmpl w:val="DD4662AE"/>
+    <w:lvl w:ilvl="0" w:tplc="0409000F">
+      <w:start w:val="1"/>
+      <w:numFmt w:val="decimal"/>
+      <w:lvlText w:val="%1."/>
+      <w:lvlJc w:val="left"/>
+      <w:pPr>
+        <w:ind w:left="720" w:hanging="360"/>
+      </w:pPr>
+      <w:rPr>
+        <w:rFonts w:hint="default"/>
+      </w:rPr>
+    </w:lvl>
+    <w:lvl w:ilvl="1" w:tplc="04090019" w:tentative="1">
+      <w:start w:val="1"/>
+      <w:numFmt w:val="lowerLetter"/>
+      <w:lvlText w:val="%2."/>
+      <w:lvlJc w:val="left"/>
+      <w:pPr>
+        <w:ind w:left="1440" w:hanging="360"/>
+      </w:pPr>
+    </w:lvl>
+    <w:lvl w:ilvl="2" w:tplc="0409001B" w:tentative="1">
+      <w:start w:val="1"/>
+      <w:numFmt w:val="lowerRoman"/>
+      <w:lvlText w:val="%3."/>
+      <w:lvlJc w:val="right"/>
+      <w:pPr>
+        <w:ind w:left="2160" w:hanging="180"/>
+      </w:pPr>
+    </w:lvl>
+    <w:lvl w:ilvl="3" w:tplc="0409000F" w:tentative="1">
+      <w:start w:val="1"/>
+      <w:numFmt w:val="decimal"/>
+      <w:lvlText w:val="%4."/>
+      <w:lvlJc w:val="left"/>
+      <w:pPr>
+        <w:ind w:left="2880" w:hanging="360"/>
+      </w:pPr>
+    </w:lvl>
+    <w:lvl w:ilvl="4" w:tplc="04090019" w:tentative="1">
+      <w:start w:val="1"/>
+      <w:numFmt w:val="lowerLetter"/>
+      <w:lvlText w:val="%5."/>
+      <w:lvlJc w:val="left"/>
+      <w:pPr>
+        <w:ind w:left="3600" w:hanging="360"/>
+      </w:pPr>
+    </w:lvl>
+    <w:lvl w:ilvl="5" w:tplc="0409001B" w:tentative="1">
+      <w:start w:val="1"/>
+      <w:numFmt w:val="lowerRoman"/>
+      <w:lvlText w:val="%6."/>
+      <w:lvlJc w:val="right"/>
+      <w:pPr>
+        <w:ind w:left="4320" w:hanging="180"/>
+      </w:pPr>
+    </w:lvl>
+    <w:lvl w:ilvl="6" w:tplc="0409000F" w:tentative="1">
+      <w:start w:val="1"/>
+      <w:numFmt w:val="decimal"/>
+      <w:lvlText w:val="%7."/>
+      <w:lvlJc w:val="left"/>
+      <w:pPr>
+        <w:ind w:left="5040" w:hanging="360"/>
+      </w:pPr>
+    </w:lvl>
+    <w:lvl w:ilvl="7" w:tplc="04090019" w:tentative="1">
+      <w:start w:val="1"/>
+      <w:numFmt w:val="lowerLetter"/>
+      <w:lvlText w:val="%8."/>
+      <w:lvlJc w:val="left"/>
+      <w:pPr>
+        <w:ind w:left="5760" w:hanging="360"/>
+      </w:pPr>
+    </w:lvl>
+    <w:lvl w:ilvl="8" w:tplc="0409001B" w:tentative="1">
+      <w:start w:val="1"/>
+      <w:numFmt w:val="lowerRoman"/>
+      <w:lvlText w:val="%9."/>
+      <w:lvlJc w:val="right"/>
+      <w:pPr>
+        <w:ind w:left="6480" w:hanging="180"/>
+      </w:pPr>
+    </w:lvl>
+  </w:abstractNum>
   <w:num w:numId="1" w16cid:durableId="538207119">
     <w:abstractNumId w:val="0"/>
+  </w:num>
+  <w:num w:numId="2" w16cid:durableId="117922561">
+    <w:abstractNumId w:val="1"/>
   </w:num>
 </w:numbering>
 </file>

--- a/Printout for Users.docx
+++ b/Printout for Users.docx
@@ -67,13 +67,43 @@
         </w:numPr>
       </w:pPr>
       <w:r>
-        <w:t xml:space="preserve">Pick your letters and write </w:t>
-      </w:r>
-      <w:r>
-        <w:t>the</w:t>
-      </w:r>
-      <w:r>
-        <w:t xml:space="preserve"> code out on paper. Between each letter is a space. Between each word is a “/”</w:t>
+        <w:t xml:space="preserve">Pick your letters and </w:t>
+      </w:r>
+      <w:r>
+        <w:rPr>
+          <w:u w:val="single"/>
+        </w:rPr>
+        <w:t xml:space="preserve">first </w:t>
+      </w:r>
+      <w:r>
+        <w:rPr>
+          <w:u w:val="single"/>
+        </w:rPr>
+        <w:t xml:space="preserve">write </w:t>
+      </w:r>
+      <w:r>
+        <w:rPr>
+          <w:u w:val="single"/>
+        </w:rPr>
+        <w:t>your</w:t>
+      </w:r>
+      <w:r>
+        <w:rPr>
+          <w:u w:val="single"/>
+        </w:rPr>
+        <w:t xml:space="preserve"> code on paper</w:t>
+      </w:r>
+      <w:r>
+        <w:t xml:space="preserve">. </w:t>
+      </w:r>
+      <w:r>
+        <w:t>Type the dots and dashes quickly, then wait 2 seconds to start the next letter</w:t>
+      </w:r>
+      <w:r>
+        <w:t>. Between each word is a “/”</w:t>
+      </w:r>
+      <w:r>
+        <w:t xml:space="preserve"> (wait 3 seconds and a “/” will appear).</w:t>
       </w:r>
     </w:p>
     <w:p>
@@ -131,6 +161,89 @@
         </w:rPr>
         <w:t xml:space="preserve">          S   K   Y</w:t>
       </w:r>
+    </w:p>
+    <w:p>
+      <w:pPr>
+        <w:pStyle w:val="ListParagraph"/>
+        <w:rPr>
+          <w:b/>
+          <w:bCs/>
+          <w:u w:val="single"/>
+        </w:rPr>
+      </w:pPr>
+    </w:p>
+    <w:p>
+      <w:pPr>
+        <w:pStyle w:val="ListParagraph"/>
+        <w:rPr>
+          <w:b/>
+          <w:bCs/>
+          <w:u w:val="single"/>
+        </w:rPr>
+      </w:pPr>
+    </w:p>
+    <w:p>
+      <w:pPr>
+        <w:pStyle w:val="ListParagraph"/>
+        <w:numPr>
+          <w:ilvl w:val="0"/>
+          <w:numId w:val="2"/>
+        </w:numPr>
+        <w:rPr>
+          <w:b/>
+          <w:bCs/>
+          <w:u w:val="single"/>
+        </w:rPr>
+      </w:pPr>
+      <w:r>
+        <w:rPr>
+          <w:b/>
+          <w:bCs/>
+          <w:u w:val="single"/>
+        </w:rPr>
+        <w:t>Using the machine:</w:t>
+      </w:r>
+    </w:p>
+    <w:p>
+      <w:pPr>
+        <w:pStyle w:val="ListParagraph"/>
+        <w:rPr>
+          <w:b/>
+          <w:bCs/>
+        </w:rPr>
+      </w:pPr>
+      <w:r>
+        <w:rPr>
+          <w:b/>
+          <w:bCs/>
+        </w:rPr>
+        <w:t>Quick press for dot</w:t>
+      </w:r>
+    </w:p>
+    <w:p>
+      <w:pPr>
+        <w:pStyle w:val="ListParagraph"/>
+        <w:rPr>
+          <w:b/>
+          <w:bCs/>
+        </w:rPr>
+      </w:pPr>
+      <w:r>
+        <w:rPr>
+          <w:b/>
+          <w:bCs/>
+        </w:rPr>
+        <w:t>Long press for dash</w:t>
+      </w:r>
+    </w:p>
+    <w:p>
+      <w:pPr>
+        <w:pStyle w:val="ListParagraph"/>
+        <w:rPr>
+          <w:b/>
+          <w:bCs/>
+        </w:rPr>
+      </w:pPr>
     </w:p>
     <w:p>
       <w:pPr>
@@ -148,7 +261,19 @@
         <w:t>Letters:</w:t>
       </w:r>
       <w:r>
-        <w:t xml:space="preserve"> Wait </w:t>
+        <w:t xml:space="preserve"> </w:t>
+      </w:r>
+      <w:r>
+        <w:rPr>
+          <w:u w:val="single"/>
+        </w:rPr>
+        <w:t>Quickly</w:t>
+      </w:r>
+      <w:r>
+        <w:t xml:space="preserve"> press the dots and dashes when you start. After you complete a letter, w</w:t>
+      </w:r>
+      <w:r>
+        <w:t xml:space="preserve">ait </w:t>
       </w:r>
       <w:r>
         <w:t>two</w:t>
@@ -160,7 +285,10 @@
         <w:t>s</w:t>
       </w:r>
       <w:r>
-        <w:t xml:space="preserve"> to finalize your letter. </w:t>
+        <w:t xml:space="preserve"> to finalize your letter</w:t>
+      </w:r>
+      <w:r>
+        <w:t>, then begin typing your next sequence of dots and dashes.</w:t>
       </w:r>
     </w:p>
     <w:p>
@@ -218,10 +346,10 @@
         <w:t>Letters</w:t>
       </w:r>
       <w:r>
-        <w:t>: 1</w:t>
-      </w:r>
-      <w:r>
-        <w:t xml:space="preserve"> or 2</w:t>
+        <w:t xml:space="preserve">: </w:t>
+      </w:r>
+      <w:r>
+        <w:t>2</w:t>
       </w:r>
       <w:r>
         <w:t xml:space="preserve"> second pause</w:t>
@@ -273,6 +401,9 @@
     <w:p>
       <w:r>
         <w:t xml:space="preserve">Either side can begin sending a message. Once one side begins, the other now must wait. When the sender finishes (waits 7 seconds), the message will send. The system pauses until the receiver presses their button. Then everything is reset. </w:t>
+      </w:r>
+      <w:r>
+        <w:t>There is a cancel button on the right if you mess up typing your message</w:t>
       </w:r>
     </w:p>
     <w:p/>
